--- a/output/TestReport_BIRENDRA KR TRIPATHI (KOL2604200324)_2600132470_e5d40a68-7e61-43d6-aae0-577a57bb598a_report.docx
+++ b/output/TestReport_BIRENDRA KR TRIPATHI (KOL2604200324)_2600132470_e5d40a68-7e61-43d6-aae0-577a57bb598a_report.docx
@@ -410,7 +410,7 @@
     <w:p>
       <w:pPr>
         <w:keepNext/>
-        <w:spacing w:before="127" w:after="80"/>
+        <w:spacing w:before="78" w:after="80"/>
         <w:jc w:val="left"/>
       </w:pPr>
       <w:r>
@@ -426,7 +426,7 @@
     </w:p>
     <w:p>
       <w:pPr>
-        <w:spacing w:before="329" w:after="80" w:line="276" w:lineRule="auto"/>
+        <w:spacing w:before="292" w:after="80" w:line="276" w:lineRule="auto"/>
         <w:jc w:val="left"/>
       </w:pPr>
       <w:r>
@@ -440,7 +440,7 @@
     </w:p>
     <w:p>
       <w:pPr>
-        <w:spacing w:before="107" w:after="80" w:line="276" w:lineRule="auto"/>
+        <w:spacing w:before="73" w:after="80" w:line="276" w:lineRule="auto"/>
         <w:jc w:val="left"/>
       </w:pPr>
       <w:r>
@@ -869,7 +869,7 @@
     </w:p>
     <w:p>
       <w:pPr>
-        <w:spacing w:before="269" w:after="80" w:line="276" w:lineRule="auto"/>
+        <w:spacing w:before="235" w:after="80" w:line="276" w:lineRule="auto"/>
         <w:jc w:val="left"/>
       </w:pPr>
       <w:r>
@@ -883,7 +883,7 @@
     </w:p>
     <w:p>
       <w:pPr>
-        <w:spacing w:before="0" w:after="324" w:line="20" w:lineRule="exact"/>
+        <w:spacing w:before="0" w:after="290" w:line="20" w:lineRule="exact"/>
       </w:pPr>
       <w:r>
         <w:rPr>
@@ -996,7 +996,7 @@
     </w:p>
     <w:p>
       <w:pPr>
-        <w:spacing w:before="183" w:after="80" w:line="276" w:lineRule="auto"/>
+        <w:spacing w:before="149" w:after="80" w:line="276" w:lineRule="auto"/>
         <w:jc w:val="left"/>
       </w:pPr>
       <w:r>
@@ -1010,7 +1010,7 @@
     </w:p>
     <w:p>
       <w:pPr>
-        <w:spacing w:before="275" w:after="80" w:line="276" w:lineRule="auto"/>
+        <w:spacing w:before="240" w:after="80" w:line="276" w:lineRule="auto"/>
         <w:jc w:val="left"/>
       </w:pPr>
       <w:r>
@@ -1580,7 +1580,7 @@
     </w:p>
     <w:p>
       <w:pPr>
-        <w:spacing w:before="269" w:after="80" w:line="276" w:lineRule="auto"/>
+        <w:spacing w:before="234" w:after="80" w:line="276" w:lineRule="auto"/>
         <w:jc w:val="left"/>
       </w:pPr>
       <w:r>
@@ -1594,7 +1594,7 @@
     </w:p>
     <w:p>
       <w:pPr>
-        <w:spacing w:before="331" w:after="80" w:line="276" w:lineRule="auto"/>
+        <w:spacing w:before="297" w:after="80" w:line="276" w:lineRule="auto"/>
         <w:jc w:val="left"/>
       </w:pPr>
       <w:r>
@@ -1608,7 +1608,7 @@
     </w:p>
     <w:p>
       <w:pPr>
-        <w:spacing w:before="289" w:after="80" w:line="276" w:lineRule="auto"/>
+        <w:spacing w:before="255" w:after="80" w:line="276" w:lineRule="auto"/>
         <w:jc w:val="left"/>
       </w:pPr>
       <w:r>
@@ -1617,12 +1617,12 @@
           <w:color w:val="000000"/>
           <w:sz w:val="20"/>
         </w:rPr>
-        <w:t>Recommendations  Genetic counseling is advised for interpretation on the consequences of the variant(s).  We recommend confirming the presence of these variants by Sanger Sequencing/ MLPA.  Segregation analysis of the variant by Sanger /Exome sequencing/ MLPA is recommended.  The significance/classification of the variants might change based on parental and family members genetic testing.  For questions about this report, or for assistance in locating nearby genetic counseling services, please contact the Laboratory:  contact@sngenelab.com .  If results obtained do not match the clinical findings, additional testing should be considered as per referring clinician's recommendation.</w:t>
+        <w:t>Recommendations  Genetic counseling is advised for interpretation on the consequences of the variant(s).  We recommend confirming the presence of these variants by Sanger Sequencing/ MLPA.  Segregation analysis of the variant by Sanger /Exome sequencing/ MLPA is recommended.  The significance/classification of the variants might change based on parental and family members genetic testing.  For questions about this report, or for assistance in locating nearby genetic counseling services, please contact the Laboratory:  contact@Laboratory.com .  If results obtained do not match the clinical findings, additional testing should be considered as per referring clinician's recommendation.</w:t>
       </w:r>
     </w:p>
     <w:p>
       <w:pPr>
-        <w:spacing w:before="289" w:after="80" w:line="276" w:lineRule="auto"/>
+        <w:spacing w:before="254" w:after="80" w:line="276" w:lineRule="auto"/>
         <w:jc w:val="left"/>
       </w:pPr>
       <w:r>
@@ -1817,12 +1817,12 @@
           <w:color w:val="000000"/>
           <w:sz w:val="20"/>
         </w:rPr>
-        <w:t> This assay (Whole exome sequencing) covers 20321 genes including 37 mitochondria genes.  Haplotype caller has been used to identify variants which are relevant to the clinical indication.  In addition to SNVs and small Indels, copy number variants (CNVs) are detected from targeted sequence data using the commercially available algorithm. This algorithm detects rare CNVs based on comparison of the read-depths of the test data with the matched aggregate reference dataset.  Clinically relevant mutations were annotated using published variants in literature, Commercial datasets and a set of diseases databases. Common variants are filtered based on allele frequency in 1000Genome, ExAC, gnomAD, dbSNP &amp; SN Genelab's internal database.  Non-synonymous variants effect is calculated using multiple algorithms such as PolyPhen-2, SIFT, MutationTaster2.  Based on annotations data, ACMG rules-based classification performed for classification of variants identified through next generation sequencing study.</w:t>
+        <w:t> This assay (Whole exome sequencing) covers 20321 genes including 37 mitochondria genes.  Haplotype caller has been used to identify variants which are relevant to the clinical indication.  In addition to SNVs and small Indels, copy number variants (CNVs) are detected from targeted sequence data using the commercially available algorithm. This algorithm detects rare CNVs based on comparison of the read-depths of the test data with the matched aggregate reference dataset.  Clinically relevant mutations were annotated using published variants in literature, Commercial datasets and a set of diseases databases. Common variants are filtered based on allele frequency in 1000Genome, ExAC, gnomAD, dbSNP &amp; Laboratory's internal database.  Non-synonymous variants effect is calculated using multiple algorithms such as PolyPhen-2, SIFT, MutationTaster2.  Based on annotations data, ACMG rules-based classification performed for classification of variants identified through next generation sequencing study.</w:t>
       </w:r>
     </w:p>
     <w:p>
       <w:pPr>
-        <w:spacing w:before="311" w:after="80" w:line="276" w:lineRule="auto"/>
+        <w:spacing w:before="276" w:after="80" w:line="276" w:lineRule="auto"/>
         <w:jc w:val="left"/>
       </w:pPr>
       <w:r>
@@ -1836,7 +1836,7 @@
     </w:p>
     <w:p>
       <w:pPr>
-        <w:spacing w:before="238" w:after="120"/>
+        <w:spacing w:before="232" w:after="120"/>
         <w:jc w:val="center"/>
       </w:pPr>
       <w:r>
@@ -2022,7 +2022,7 @@
     </w:p>
     <w:p>
       <w:pPr>
-        <w:spacing w:before="0" w:after="256" w:line="20" w:lineRule="exact"/>
+        <w:spacing w:before="0" w:after="249" w:line="20" w:lineRule="exact"/>
       </w:pPr>
       <w:r>
         <w:rPr>
@@ -2441,7 +2441,7 @@
     </w:p>
     <w:p>
       <w:pPr>
-        <w:spacing w:before="0" w:after="268" w:line="20" w:lineRule="exact"/>
+        <w:spacing w:before="0" w:after="241" w:line="20" w:lineRule="exact"/>
       </w:pPr>
       <w:r>
         <w:rPr>
@@ -2554,7 +2554,7 @@
     </w:p>
     <w:p>
       <w:pPr>
-        <w:spacing w:before="195" w:after="80" w:line="276" w:lineRule="auto"/>
+        <w:spacing w:before="160" w:after="80" w:line="276" w:lineRule="auto"/>
         <w:jc w:val="left"/>
       </w:pPr>
       <w:r>
@@ -2754,7 +2754,7 @@
     </w:p>
     <w:p>
       <w:pPr>
-        <w:spacing w:before="194" w:after="80" w:line="276" w:lineRule="auto"/>
+        <w:spacing w:before="160" w:after="80" w:line="276" w:lineRule="auto"/>
         <w:jc w:val="left"/>
       </w:pPr>
       <w:r>
@@ -2768,7 +2768,7 @@
     </w:p>
     <w:p>
       <w:pPr>
-        <w:spacing w:before="269" w:after="80" w:line="276" w:lineRule="auto"/>
+        <w:spacing w:before="235" w:after="80" w:line="276" w:lineRule="auto"/>
         <w:jc w:val="left"/>
       </w:pPr>
       <w:r>
@@ -2782,7 +2782,7 @@
     </w:p>
     <w:p>
       <w:pPr>
-        <w:spacing w:before="194" w:after="80" w:line="276" w:lineRule="auto"/>
+        <w:spacing w:before="160" w:after="80" w:line="276" w:lineRule="auto"/>
         <w:jc w:val="left"/>
       </w:pPr>
       <w:r>
@@ -2796,7 +2796,7 @@
     </w:p>
     <w:p>
       <w:pPr>
-        <w:spacing w:before="195" w:after="80" w:line="276" w:lineRule="auto"/>
+        <w:spacing w:before="160" w:after="80" w:line="276" w:lineRule="auto"/>
         <w:jc w:val="left"/>
       </w:pPr>
       <w:r>
@@ -3099,7 +3099,7 @@
     </w:p>
     <w:p>
       <w:pPr>
-        <w:spacing w:before="0" w:after="266" w:line="20" w:lineRule="exact"/>
+        <w:spacing w:before="0" w:after="238" w:line="20" w:lineRule="exact"/>
       </w:pPr>
       <w:r>
         <w:rPr>

--- a/output/TestReport_BIRENDRA KR TRIPATHI (KOL2604200324)_2600132470_e5d40a68-7e61-43d6-aae0-577a57bb598a_report.docx
+++ b/output/TestReport_BIRENDRA KR TRIPATHI (KOL2604200324)_2600132470_e5d40a68-7e61-43d6-aae0-577a57bb598a_report.docx
@@ -1880,6 +1880,7 @@
     </w:p>
     <w:p>
       <w:pPr>
+        <w:pStyle w:val="ListBullet"/>
         <w:spacing w:before="360" w:after="80" w:line="276" w:lineRule="auto"/>
         <w:jc w:val="left"/>
       </w:pPr>
@@ -1889,7 +1890,7 @@
           <w:color w:val="000000"/>
           <w:sz w:val="20"/>
         </w:rPr>
-        <w:t> This assay (Whole exome sequencing) covers 20321 genes including 37 mitochondria genes.  Haplotype caller has been used to identify variants which are relevant to the clinical indication.  In addition to SNVs and small Indels, copy number variants (CNVs) are detected from targeted sequence data using the commercially available algorithm. This algorithm detects rare CNVs based on comparison of the read-depths of the test data with the matched aggregate reference dataset.  Clinically relevant mutations were annotated using published variants in literature, Commercial datasets and a set of diseases databases. Common variants are filtered based on allele frequency in 1000Genome, ExAC, gnomAD, dbSNP &amp; Laboratory's internal database.  Non-synonymous variants effect is calculated using multiple algorithms such as PolyPhen-2, SIFT, MutationTaster2.  Based on annotations data, ACMG rules-based classification performed for classification of variants identified through next generation sequencing study.</w:t>
+        <w:t>This assay (Whole exome sequencing) covers 20321 genes including 37 mitochondria genes.  Haplotype caller has been used to identify variants which are relevant to the clinical indication.  In addition to SNVs and small Indels, copy number variants (CNVs) are detected from targeted sequence data using the commercially available algorithm. This algorithm detects rare CNVs based on comparison of the read-depths of the test data with the matched aggregate reference dataset.  Clinically relevant mutations were annotated using published variants in literature, Commercial datasets and a set of diseases databases. Common variants are filtered based on allele frequency in 1000Genome, ExAC, gnomAD, dbSNP &amp; Laboratory's internal database.  Non-synonymous variants effect is calculated using multiple algorithms such as PolyPhen-2, SIFT, MutationTaster2.  Based on annotations data, ACMG rules-based classification performed for classification of variants identified through next generation sequencing study.</w:t>
       </w:r>
     </w:p>
     <w:p>
@@ -22456,7 +22457,6 @@
     </w:p>
     <w:p>
       <w:pPr>
-        <w:pStyle w:val="ListBullet"/>
         <w:spacing w:before="360" w:after="80" w:line="276" w:lineRule="auto"/>
         <w:jc w:val="center"/>
       </w:pPr>
@@ -22466,7 +22466,7 @@
           <w:color w:val="000000"/>
           <w:sz w:val="20"/>
         </w:rPr>
-        <w:t>End Of Report ------------------</w:t>
+        <w:t>------------------ End Of Report ------------------</w:t>
       </w:r>
     </w:p>
     <w:p>
@@ -22627,20 +22627,6 @@
             </a:graphic>
           </wp:inline>
         </w:drawing>
-      </w:r>
-    </w:p>
-    <w:p>
-      <w:pPr>
-        <w:spacing w:before="240" w:after="240"/>
-        <w:jc w:val="center"/>
-      </w:pPr>
-      <w:r>
-        <w:rPr>
-          <w:rFonts w:ascii="Calibri" w:hAnsi="Calibri"/>
-          <w:color w:val="000000"/>
-          <w:sz w:val="20"/>
-        </w:rPr>
-        <w:t>------------------ End Of Report ------------------</w:t>
       </w:r>
     </w:p>
     <w:sectPr>
